--- a/WebAdmin/docs/Requirement/Laporan_Pengujian_Blackbox.docx
+++ b/WebAdmin/docs/Requirement/Laporan_Pengujian_Blackbox.docx
@@ -67,25 +67,12 @@
           <w:rFonts w:ascii="Arial" w:hAnsi="Arial"/>
           <w:color w:val="1B365D"/>
         </w:rPr>
-        <w:t>BAB 4 - Pengujian dan Hasil</w:t>
-      </w:r>
-    </w:p>
-    <w:p>
-      <w:pPr>
-        <w:pStyle w:val="Heading2"/>
-        <w:spacing w:before="240" w:after="120"/>
-      </w:pPr>
-      <w:r>
-        <w:rPr>
-          <w:rFonts w:ascii="Arial" w:hAnsi="Arial"/>
-          <w:color w:val="1B365D"/>
-        </w:rPr>
-        <w:t>Proyek: Djaswita AR</w:t>
+        <w:t>LAPORAN HASIL PENGUJIAN FUNGSIONALITAS SISTEM MENGGUNAKAN METODE BLACK-BOX TESTING</w:t>
       </w:r>
     </w:p>
     <w:p>
       <w:r>
-        <w:t xml:space="preserve">Bab ini menyajikan hasil pengujian fungsional sistem </w:t>
+        <w:t xml:space="preserve">Laporan ini menyajikan hasil pengujian fungsional sistem </w:t>
       </w:r>
       <w:r>
         <w:rPr>
@@ -148,7 +135,7 @@
           <w:rFonts w:ascii="Arial" w:hAnsi="Arial"/>
           <w:color w:val="1B365D"/>
         </w:rPr>
-        <w:t>4.1 Metodologi Pengujian</w:t>
+        <w:t>Metodologi Pengujian</w:t>
       </w:r>
     </w:p>
     <w:p>
@@ -452,7 +439,7 @@
               <w:rPr>
                 <w:sz w:val="19"/>
               </w:rPr>
-              <w:t>Aplikasi Unity (Pengujian via Unity Editor)</w:t>
+              <w:t>Aplikasi AR (Unity Editor)</w:t>
             </w:r>
           </w:p>
         </w:tc>
@@ -480,7 +467,7 @@
               <w:rPr>
                 <w:sz w:val="19"/>
               </w:rPr>
-              <w:t>Inisialisasi Sistem, Deteksi Marker, Rendering Konten AR, LRU Caching, Sinkronisasi Data</w:t>
+              <w:t>Inisialisasi Sistem &amp; Konektivitas, Deteksi Marker &amp; Rendering Konten AR (Teks, Gambar, Video, dan Model 3D), Sistem LRU Caching</w:t>
             </w:r>
           </w:p>
         </w:tc>
@@ -538,7 +525,7 @@
               <w:rPr>
                 <w:sz w:val="19"/>
               </w:rPr>
-              <w:t>Aplikasi Android Build (.APK)</w:t>
+              <w:t>Aplikasi Android (.APK)</w:t>
             </w:r>
           </w:p>
         </w:tc>
@@ -566,7 +553,7 @@
               <w:rPr>
                 <w:sz w:val="19"/>
               </w:rPr>
-              <w:t>Instalasi, Izin OS, Pelacakan AR Fisik, Toleransi Jaringan, Interupsi Sistem</w:t>
+              <w:t>Instalasi &amp; Izin OS Android, Pelacakan AR di Kondisi Nyata, Toleransi Jaringan Seluler, Penanganan Interupsi Sistem Operasi</w:t>
             </w:r>
           </w:p>
         </w:tc>
@@ -592,7 +579,7 @@
           <w:rFonts w:ascii="Arial" w:hAnsi="Arial"/>
           <w:color w:val="1B365D"/>
         </w:rPr>
-        <w:t>4.2 Laporan Hasil Pengujian Black-Box Testing</w:t>
+        <w:t>Laporan Hasil Pengujian Black-Box Testing</w:t>
       </w:r>
     </w:p>
     <w:p>
@@ -605,7 +592,12 @@
           <w:rFonts w:ascii="Arial" w:hAnsi="Arial"/>
           <w:color w:val="1B365D"/>
         </w:rPr>
-        <w:t>4.2.1 Pengujian Web Admin Dashboard</w:t>
+        <w:t>Pengujian Web Admin Dashboard</w:t>
+      </w:r>
+    </w:p>
+    <w:p>
+      <w:r>
+        <w:t>Pengujian dilakukan di lingkungan lokal menggunakan Vite Development Server yang terhubung ke basis data cloud Supabase, serta mencakup seluruh fitur Content Management System (CMS) pada admin dashboard.</w:t>
       </w:r>
     </w:p>
     <w:p>
@@ -4811,7 +4803,7 @@
               <w:rPr>
                 <w:sz w:val="19"/>
               </w:rPr>
-              <w:t>Log lama dihapus, kapasitas penyimpanan terbebas, toast sukses muncul.</w:t>
+              <w:t>Log aktivitas berusia di atas 30 hari berhasil dihapus. Kapasitas penyimpanan terbebas, toast sukses muncul.</w:t>
             </w:r>
           </w:p>
         </w:tc>
@@ -5155,7 +5147,7 @@
               <w:rPr>
                 <w:sz w:val="19"/>
               </w:rPr>
-              <w:t>, admin baru muncul di daftar realtime.</w:t>
+              <w:t xml:space="preserve"> secara terintegrasi. Admin baru muncul di daftar realtime.</w:t>
             </w:r>
           </w:p>
         </w:tc>
@@ -5337,7 +5329,7 @@
               <w:rPr>
                 <w:sz w:val="19"/>
               </w:rPr>
-              <w:t>Perubahan tersimpan ke database. Saat user login kembali, fitur CRUD terkunci otomatis.</w:t>
+              <w:t>Perubahan tersimpan ke database. Saat user login kembali, fitur CRUD terkunci sesuai role baru.</w:t>
             </w:r>
           </w:p>
         </w:tc>
@@ -5491,7 +5483,7 @@
               <w:rPr>
                 <w:sz w:val="19"/>
               </w:rPr>
-              <w:t>Akun dihapus permanen dari Supabase, tidak bisa login lagi.</w:t>
+              <w:t>Akun dihapus permanen dari Supabase. Pengguna tidak dapat login kembali ke sistem dashboard.</w:t>
             </w:r>
           </w:p>
         </w:tc>
@@ -5557,21 +5549,12 @@
           <w:rFonts w:ascii="Arial" w:hAnsi="Arial"/>
           <w:color w:val="1B365D"/>
         </w:rPr>
-        <w:t>4.2.2 Pengujian Aplikasi Unity (via Unity Editor)</w:t>
+        <w:t>Pengujian Aplikasi Unity (via Unity Editor)</w:t>
       </w:r>
     </w:p>
     <w:p>
       <w:r>
-        <w:t xml:space="preserve">Pengujian pada bagian ini dilakukan di lingkungan </w:t>
-      </w:r>
-      <w:r>
-        <w:rPr>
-          <w:b/>
-        </w:rPr>
-        <w:t>Unity Editor</w:t>
-      </w:r>
-      <w:r>
-        <w:t xml:space="preserve"> (aplikasi belum di-build menjadi APK). Pengujian menggunakan skrip otomatis </w:t>
+        <w:t xml:space="preserve">Pengujian aplikasi AR dilakukan dalam lingkungan Unity Editor menggunakan skrip </w:t>
       </w:r>
       <w:r>
         <w:rPr>
@@ -5582,18 +5565,7 @@
         <w:t>MockTestRunner.cs</w:t>
       </w:r>
       <w:r>
-        <w:t xml:space="preserve"> yang mensimulasikan skenario fungsional dan memvalidasi output melalui log konsol Unity (</w:t>
-      </w:r>
-      <w:r>
-        <w:rPr>
-          <w:rFonts w:ascii="Consolas" w:hAnsi="Consolas"/>
-          <w:color w:val="BA2DA2"/>
-          <w:sz w:val="19"/>
-        </w:rPr>
-        <w:t>Debug.Log</w:t>
-      </w:r>
-      <w:r>
-        <w:t>). Pendekatan ini memungkinkan verifikasi logika sistem secara terisolasi sebelum dilakukan pengujian pada perangkat fisik.</w:t>
+        <w:t xml:space="preserve"> untuk memvalidasi logika dan integrasi sistem secara terisolasi. Tahap ini bertujuan memastikan fungsionalitas sistem berjalan sesuai rancangan sebelum proses build APK.</w:t>
       </w:r>
     </w:p>
     <w:p>
@@ -5819,7 +5791,7 @@
               <w:rPr>
                 <w:sz w:val="19"/>
               </w:rPr>
-              <w:t>2</w:t>
+              <w:t>3</w:t>
             </w:r>
           </w:p>
         </w:tc>
@@ -5847,7 +5819,7 @@
               <w:rPr>
                 <w:sz w:val="19"/>
               </w:rPr>
-              <w:t>2</w:t>
+              <w:t>3</w:t>
             </w:r>
           </w:p>
         </w:tc>
@@ -6262,7 +6234,7 @@
                 <w:b/>
                 <w:sz w:val="19"/>
               </w:rPr>
-              <w:t>8</w:t>
+              <w:t>9</w:t>
             </w:r>
             <w:r>
               <w:rPr>
@@ -6301,7 +6273,7 @@
                 <w:b/>
                 <w:sz w:val="19"/>
               </w:rPr>
-              <w:t>8</w:t>
+              <w:t>9</w:t>
             </w:r>
             <w:r>
               <w:rPr>
@@ -6687,20 +6659,7 @@
               <w:rPr>
                 <w:sz w:val="19"/>
               </w:rPr>
-              <w:t xml:space="preserve">Handshake API berhasil, metadata target terunduh dari Supabase, tracker Vuforia terinisialisasi, kamera AR aktif. Log: </w:t>
-            </w:r>
-            <w:r>
-              <w:rPr>
-                <w:rFonts w:ascii="Consolas" w:hAnsi="Consolas"/>
-                <w:color w:val="BA2DA2"/>
-                <w:sz w:val="19"/>
-              </w:rPr>
-              <w:t>[SupabaseAPI] Fetching latest metadata... [SQLite] Local database updated with 12 targets.</w:t>
-            </w:r>
-            <w:r>
-              <w:rPr>
-                <w:sz w:val="19"/>
-              </w:rPr>
+              <w:t>Handshake API berhasil. 12 metadata target terunduh dari Supabase, tracker Vuforia aktif, kamera AR siap digunakan.</w:t>
             </w:r>
           </w:p>
         </w:tc>
@@ -6798,7 +6757,7 @@
               <w:rPr>
                 <w:sz w:val="19"/>
               </w:rPr>
-              <w:t>Startup Offline Mode</w:t>
+              <w:t>Startup Mode Offline</w:t>
             </w:r>
           </w:p>
         </w:tc>
@@ -6854,20 +6813,7 @@
               <w:rPr>
                 <w:sz w:val="19"/>
               </w:rPr>
-              <w:t xml:space="preserve">Aplikasi mendeteksi offline, memuat metadata dari SQLite cache lokal, mengaktifkan kamera AR dengan tracker lokal. Log: </w:t>
-            </w:r>
-            <w:r>
-              <w:rPr>
-                <w:rFonts w:ascii="Consolas" w:hAnsi="Consolas"/>
-                <w:color w:val="BA2DA2"/>
-                <w:sz w:val="19"/>
-              </w:rPr>
-              <w:t>[WARNING] No internet connection. Switching to offline mode.</w:t>
-            </w:r>
-            <w:r>
-              <w:rPr>
-                <w:sz w:val="19"/>
-              </w:rPr>
+              <w:t>Aplikasi mendeteksi tidak ada koneksi ke Supabase. Offline overlay ditampilkan secara otomatis dan fitur pemindaian marker dinonaktifkan. Pengguna tidak dapat memindai marker dalam kondisi offline.</w:t>
             </w:r>
           </w:p>
         </w:tc>
@@ -6875,6 +6821,160 @@
           <w:tcPr>
             <w:tcW w:type="dxa" w:w="1872"/>
             <w:shd w:fill="F2F4F7"/>
+            <w:tcMar>
+              <w:top w:w="140" w:type="dxa"/>
+              <w:bottom w:w="140" w:type="dxa"/>
+              <w:left w:w="180" w:type="dxa"/>
+              <w:right w:w="180" w:type="dxa"/>
+            </w:tcMar>
+          </w:tcPr>
+          <w:p>
+            <w:pPr>
+              <w:spacing w:after="40" w:line="252" w:lineRule="auto"/>
+            </w:pPr>
+            <w:r>
+              <w:rPr>
+                <w:sz w:val="19"/>
+              </w:rPr>
+            </w:r>
+            <w:r>
+              <w:rPr>
+                <w:sz w:val="19"/>
+              </w:rPr>
+            </w:r>
+            <w:r>
+              <w:rPr>
+                <w:b/>
+                <w:color w:val="27AE60"/>
+                <w:sz w:val="19"/>
+              </w:rPr>
+              <w:t>PASS</w:t>
+            </w:r>
+            <w:r>
+              <w:rPr>
+                <w:sz w:val="19"/>
+              </w:rPr>
+            </w:r>
+          </w:p>
+        </w:tc>
+      </w:tr>
+      <w:tr>
+        <w:tc>
+          <w:tcPr>
+            <w:tcW w:type="dxa" w:w="1872"/>
+            <w:shd w:fill="FFFFFF"/>
+            <w:tcMar>
+              <w:top w:w="140" w:type="dxa"/>
+              <w:bottom w:w="140" w:type="dxa"/>
+              <w:left w:w="180" w:type="dxa"/>
+              <w:right w:w="180" w:type="dxa"/>
+            </w:tcMar>
+          </w:tcPr>
+          <w:p>
+            <w:pPr>
+              <w:spacing w:after="40" w:line="252" w:lineRule="auto"/>
+            </w:pPr>
+            <w:r>
+              <w:rPr>
+                <w:sz w:val="19"/>
+              </w:rPr>
+            </w:r>
+            <w:r>
+              <w:rPr>
+                <w:sz w:val="19"/>
+              </w:rPr>
+              <w:t>TC-E-03</w:t>
+            </w:r>
+          </w:p>
+        </w:tc>
+        <w:tc>
+          <w:tcPr>
+            <w:tcW w:type="dxa" w:w="1872"/>
+            <w:shd w:fill="FFFFFF"/>
+            <w:tcMar>
+              <w:top w:w="140" w:type="dxa"/>
+              <w:bottom w:w="140" w:type="dxa"/>
+              <w:left w:w="180" w:type="dxa"/>
+              <w:right w:w="180" w:type="dxa"/>
+            </w:tcMar>
+          </w:tcPr>
+          <w:p>
+            <w:pPr>
+              <w:spacing w:after="40" w:line="252" w:lineRule="auto"/>
+            </w:pPr>
+            <w:r>
+              <w:rPr>
+                <w:sz w:val="19"/>
+              </w:rPr>
+            </w:r>
+            <w:r>
+              <w:rPr>
+                <w:sz w:val="19"/>
+              </w:rPr>
+              <w:t>Fault Tolerance Fetch Gagal</w:t>
+            </w:r>
+          </w:p>
+        </w:tc>
+        <w:tc>
+          <w:tcPr>
+            <w:tcW w:type="dxa" w:w="1872"/>
+            <w:shd w:fill="FFFFFF"/>
+            <w:tcMar>
+              <w:top w:w="140" w:type="dxa"/>
+              <w:bottom w:w="140" w:type="dxa"/>
+              <w:left w:w="180" w:type="dxa"/>
+              <w:right w:w="180" w:type="dxa"/>
+            </w:tcMar>
+          </w:tcPr>
+          <w:p>
+            <w:pPr>
+              <w:spacing w:after="40" w:line="252" w:lineRule="auto"/>
+            </w:pPr>
+            <w:r>
+              <w:rPr>
+                <w:sz w:val="19"/>
+              </w:rPr>
+            </w:r>
+            <w:r>
+              <w:rPr>
+                <w:sz w:val="19"/>
+              </w:rPr>
+              <w:t>Simulasikan kegagalan pengambilan data target dari API.</w:t>
+            </w:r>
+          </w:p>
+        </w:tc>
+        <w:tc>
+          <w:tcPr>
+            <w:tcW w:type="dxa" w:w="1872"/>
+            <w:shd w:fill="FFFFFF"/>
+            <w:tcMar>
+              <w:top w:w="140" w:type="dxa"/>
+              <w:bottom w:w="140" w:type="dxa"/>
+              <w:left w:w="180" w:type="dxa"/>
+              <w:right w:w="180" w:type="dxa"/>
+            </w:tcMar>
+          </w:tcPr>
+          <w:p>
+            <w:pPr>
+              <w:spacing w:after="40" w:line="252" w:lineRule="auto"/>
+            </w:pPr>
+            <w:r>
+              <w:rPr>
+                <w:sz w:val="19"/>
+              </w:rPr>
+            </w:r>
+            <w:r>
+              <w:rPr>
+                <w:sz w:val="19"/>
+              </w:rPr>
+              <w:t>Mekanisme error callback aktif. UI ditutup dengan aman tanpa crash saat fetch target tidak valid (Error 404).</w:t>
+            </w:r>
+          </w:p>
+        </w:tc>
+        <w:tc>
+          <w:tcPr>
+            <w:tcW w:type="dxa" w:w="1872"/>
+            <w:shd w:fill="FFFFFF"/>
             <w:tcMar>
               <w:top w:w="140" w:type="dxa"/>
               <w:bottom w:w="140" w:type="dxa"/>
@@ -7211,20 +7311,7 @@
               <w:rPr>
                 <w:sz w:val="19"/>
               </w:rPr>
-              <w:t xml:space="preserve"> dari cache, merender model 3D dengan presisi skala dan rotasi sesuai konfigurasi Web Admin. Log: </w:t>
-            </w:r>
-            <w:r>
-              <w:rPr>
-                <w:rFonts w:ascii="Consolas" w:hAnsi="Consolas"/>
-                <w:color w:val="BA2DA2"/>
-                <w:sz w:val="19"/>
-              </w:rPr>
-              <w:t>[glTFast] Model loaded successfully. Scale: 1.2, RotY: 90.</w:t>
-            </w:r>
-            <w:r>
-              <w:rPr>
-                <w:sz w:val="19"/>
-              </w:rPr>
+              <w:t xml:space="preserve"> dari cache, merender model 3D dengan presisi skala (1.2) dan rotasi (90°) sesuai konfigurasi.</w:t>
             </w:r>
           </w:p>
         </w:tc>
@@ -7378,20 +7465,7 @@
               <w:rPr>
                 <w:sz w:val="19"/>
               </w:rPr>
-              <w:t xml:space="preserve">Canvas UI 2D melayang di atas marker, menampilkan gambar pertama dengan tombol navigasi kiri/kanan dan indikator halaman. Log: </w:t>
-            </w:r>
-            <w:r>
-              <w:rPr>
-                <w:rFonts w:ascii="Consolas" w:hAnsi="Consolas"/>
-                <w:color w:val="BA2DA2"/>
-                <w:sz w:val="19"/>
-              </w:rPr>
-              <w:t>[CarouselManager] Loading 3 image URLs.</w:t>
-            </w:r>
-            <w:r>
-              <w:rPr>
-                <w:sz w:val="19"/>
-              </w:rPr>
+              <w:t>Canvas UI 2D melayang di atas marker. Gambar pertama tampil dengan tombol navigasi dan indikator halaman (page dots).</w:t>
             </w:r>
           </w:p>
         </w:tc>
@@ -7545,20 +7619,7 @@
               <w:rPr>
                 <w:sz w:val="19"/>
               </w:rPr>
-              <w:t xml:space="preserve">Video player melayang di atas marker memutar video dari GDrive proxy URL dengan kontrol play/pause responsif. Log: </w:t>
-            </w:r>
-            <w:r>
-              <w:rPr>
-                <w:rFonts w:ascii="Consolas" w:hAnsi="Consolas"/>
-                <w:color w:val="BA2DA2"/>
-                <w:sz w:val="19"/>
-              </w:rPr>
-              <w:t>[VideoStreaming] Resolving Google Drive proxy URL...</w:t>
-            </w:r>
-            <w:r>
-              <w:rPr>
-                <w:sz w:val="19"/>
-              </w:rPr>
+              <w:t>Video player memutar konten dari proxy URL Google Drive dengan kontrol play/pause responsif.</w:t>
             </w:r>
           </w:p>
         </w:tc>
@@ -7656,7 +7717,7 @@
               <w:rPr>
                 <w:sz w:val="19"/>
               </w:rPr>
-              <w:t>Tracking Lost Delay</w:t>
+              <w:t>Tracking-Lost Tolerance</w:t>
             </w:r>
           </w:p>
         </w:tc>
@@ -7712,20 +7773,7 @@
               <w:rPr>
                 <w:sz w:val="19"/>
               </w:rPr>
-              <w:t xml:space="preserve">Objek AR tidak langsung menghilang. Sistem menahan rendering selama 0.5 detik sebelum menyembunyikan untuk menghindari flickering. Log: </w:t>
-            </w:r>
-            <w:r>
-              <w:rPr>
-                <w:rFonts w:ascii="Consolas" w:hAnsi="Consolas"/>
-                <w:color w:val="BA2DA2"/>
-                <w:sz w:val="19"/>
-              </w:rPr>
-              <w:t>[TrackingDelay] Grace period started: waiting 500ms...</w:t>
-            </w:r>
-            <w:r>
-              <w:rPr>
-                <w:sz w:val="19"/>
-              </w:rPr>
+              <w:t>Objek AR ditahan 0.5 detik sebelum disembunyikan. Jika marker kembali terdeteksi &lt;0.5 detik, konten pulih tanpa reload ulang.</w:t>
             </w:r>
           </w:p>
         </w:tc>
@@ -7999,7 +8047,7 @@
               <w:rPr>
                 <w:sz w:val="19"/>
               </w:rPr>
-              <w:t>Batasan Disk Cache (Max 500MB)</w:t>
+              <w:t>Disk Cache Max 500 MB</w:t>
             </w:r>
           </w:p>
         </w:tc>
@@ -8055,20 +8103,7 @@
               <w:rPr>
                 <w:sz w:val="19"/>
               </w:rPr>
-              <w:t xml:space="preserve">LRU mendeteksi batas terlampaui, menghapus file aset yang paling jarang diakses hingga ukuran di bawah 500MB. Log: </w:t>
-            </w:r>
-            <w:r>
-              <w:rPr>
-                <w:rFonts w:ascii="Consolas" w:hAnsi="Consolas"/>
-                <w:color w:val="BA2DA2"/>
-                <w:sz w:val="19"/>
-              </w:rPr>
-              <w:t>[CacheSystem] Limit exceeded. Running LRU Eviction... New size: 495MB.</w:t>
-            </w:r>
-            <w:r>
-              <w:rPr>
-                <w:sz w:val="19"/>
-              </w:rPr>
+              <w:t>LRU eviction berjalan saat disk melebihi 500MB. File aset tertua dihapus, ukuran turun kembali di bawah 500MB.</w:t>
             </w:r>
           </w:p>
         </w:tc>
@@ -8166,7 +8201,7 @@
               <w:rPr>
                 <w:sz w:val="19"/>
               </w:rPr>
-              <w:t>Batasan RAM Cache (Max 12 Images)</w:t>
+              <w:t>RAM Cache Max 12 Gambar</w:t>
             </w:r>
           </w:p>
         </w:tc>
@@ -8222,20 +8257,7 @@
               <w:rPr>
                 <w:sz w:val="19"/>
               </w:rPr>
-              <w:t xml:space="preserve">RAM cache menghapus 3 gambar tertua dari memori GPU, mempertahankan limit 12 gambar untuk mencegah memory leak. Log: </w:t>
-            </w:r>
-            <w:r>
-              <w:rPr>
-                <w:rFonts w:ascii="Consolas" w:hAnsi="Consolas"/>
-                <w:color w:val="BA2DA2"/>
-                <w:sz w:val="19"/>
-              </w:rPr>
-              <w:t>[RAMCache] Evicting oldest image texture. Active count: 12.</w:t>
-            </w:r>
-            <w:r>
-              <w:rPr>
-                <w:sz w:val="19"/>
-              </w:rPr>
+              <w:t>Gambar tertua dihapus otomatis dari cache RAM saat jumlah gambar marker melebihi 12. Memory leak berhasil dicegah.</w:t>
             </w:r>
           </w:p>
         </w:tc>
@@ -8301,32 +8323,76 @@
           <w:rFonts w:ascii="Arial" w:hAnsi="Arial"/>
           <w:color w:val="1B365D"/>
         </w:rPr>
-        <w:t>4.2.3 Pengujian Aplikasi Android Build (.APK) pada Perangkat Fisik</w:t>
+        <w:t>Pengujian Aplikasi Android Build (.APK) pada Perangkat Fisik</w:t>
       </w:r>
     </w:p>
     <w:p>
       <w:r>
-        <w:t xml:space="preserve">Pengujian pada bagian ini dilakukan pada file </w:t>
+        <w:t>Pengujian dilakukan pada berkas APK yang telah dipasang pada perangkat smartphone Android fisik. Pengujian ini mencakup validasi terhadap aspek-aspek berikut:</w:t>
       </w:r>
-      <w:r>
-        <w:rPr>
-          <w:rFonts w:ascii="Consolas" w:hAnsi="Consolas"/>
-          <w:color w:val="BA2DA2"/>
-          <w:sz w:val="19"/>
-        </w:rPr>
-        <w:t>.apk</w:t>
-      </w:r>
-      <w:r>
-        <w:t xml:space="preserve"> yang telah di-build dari Unity dan diinstal pada </w:t>
-      </w:r>
+    </w:p>
+    <w:p>
+      <w:pPr>
+        <w:pStyle w:val="ListBullet"/>
+        <w:spacing w:after="80"/>
+      </w:pPr>
+      <w:r/>
       <w:r>
         <w:rPr>
           <w:b/>
         </w:rPr>
-        <w:t>perangkat smartphone Android fisik</w:t>
+        <w:t>Kompatibilitas Instalasi</w:t>
       </w:r>
       <w:r>
-        <w:t>. Pengujian mencakup kompatibilitas pemasangan, sensitivitas sensor kamera, toleransi kondisi jaringan, serta ketahanan aplikasi terhadap interupsi sistem operasi Android.</w:t>
+        <w:t>: Memastikan aplikasi dapat terpasang dengan baik pada perangkat target.</w:t>
+      </w:r>
+    </w:p>
+    <w:p>
+      <w:pPr>
+        <w:pStyle w:val="ListBullet"/>
+        <w:spacing w:after="80"/>
+      </w:pPr>
+      <w:r/>
+      <w:r>
+        <w:rPr>
+          <w:b/>
+        </w:rPr>
+        <w:t>Sensitivitas Sensor Kamera AR</w:t>
+      </w:r>
+      <w:r>
+        <w:t>: Menguji responsivitas kamera dalam mendeteksi dan melacak objek Augmented Reality.</w:t>
+      </w:r>
+    </w:p>
+    <w:p>
+      <w:pPr>
+        <w:pStyle w:val="ListBullet"/>
+        <w:spacing w:after="80"/>
+      </w:pPr>
+      <w:r/>
+      <w:r>
+        <w:rPr>
+          <w:b/>
+        </w:rPr>
+        <w:t>Toleransi Kondisi Jaringan</w:t>
+      </w:r>
+      <w:r>
+        <w:t>: Mengamati stabilitas performa aplikasi terhadap variasi kualitas jaringan seluler.</w:t>
+      </w:r>
+    </w:p>
+    <w:p>
+      <w:pPr>
+        <w:pStyle w:val="ListBullet"/>
+        <w:spacing w:after="80"/>
+      </w:pPr>
+      <w:r/>
+      <w:r>
+        <w:rPr>
+          <w:b/>
+        </w:rPr>
+        <w:t>Ketahanan Interupsi OS</w:t>
+      </w:r>
+      <w:r>
+        <w:t>: Menguji performa aplikasi saat terjadi gangguan sistem operasi Android, seperti panggilan masuk atau notifikasi.</w:t>
       </w:r>
     </w:p>
     <w:p>
@@ -8524,7 +8590,7 @@
               <w:rPr>
                 <w:sz w:val="19"/>
               </w:rPr>
-              <w:t>Kategori I: Instalasi &amp; Keamanan Izin OS</w:t>
+              <w:t>Kategori I: Instalasi &amp; Izin OS Android</w:t>
             </w:r>
           </w:p>
         </w:tc>
@@ -8950,7 +9016,7 @@
               <w:rPr>
                 <w:sz w:val="19"/>
               </w:rPr>
-              <w:t>Kategori L: Interupsi Sistem Operasi Android</w:t>
+              <w:t>Kategori L: Interupsi &amp; Siklus Hidup Android</w:t>
             </w:r>
           </w:p>
         </w:tc>
@@ -9293,7 +9359,7 @@
           <w:rFonts w:ascii="Arial" w:hAnsi="Arial"/>
           <w:color w:val="1B365D"/>
         </w:rPr>
-        <w:t>Kategori I: Instalasi &amp; Keamanan Izin OS Android</w:t>
+        <w:t>Kategori I: Instalasi &amp; Izin OS Android</w:t>
       </w:r>
     </w:p>
     <w:tbl>
@@ -9576,7 +9642,7 @@
               <w:rPr>
                 <w:sz w:val="19"/>
               </w:rPr>
-              <w:t>Sukses terpasang pada seluruh perangkat uji Android (OS v10 s/d v14) tanpa kendala sistem.</w:t>
+              <w:t>Sukses terpasang pada seluruh perangkat uji Android (OS v10 s/d v14) tanpa error installer.</w:t>
             </w:r>
           </w:p>
         </w:tc>
@@ -9674,7 +9740,7 @@
               <w:rPr>
                 <w:sz w:val="19"/>
               </w:rPr>
-              <w:t>Izin Kamera - Diizinkan</w:t>
+              <w:t>Izin Kamera Diizinkan</w:t>
             </w:r>
           </w:p>
         </w:tc>
@@ -9730,7 +9796,7 @@
               <w:rPr>
                 <w:sz w:val="19"/>
               </w:rPr>
-              <w:t>Kamera fisik menyala bersih di layar AR, pelacakan Vuforia aktif siap memindai secara instan.</w:t>
+              <w:t>Kamera fisik menyala bersih di layar AR. Pelacakan Vuforia aktif dan siap memindai marker secara instan.</w:t>
             </w:r>
           </w:p>
         </w:tc>
@@ -9828,7 +9894,7 @@
               <w:rPr>
                 <w:sz w:val="19"/>
               </w:rPr>
-              <w:t>Izin Kamera - Ditolak</w:t>
+              <w:t>Izin Kamera Ditolak</w:t>
             </w:r>
           </w:p>
         </w:tc>
@@ -9884,7 +9950,7 @@
               <w:rPr>
                 <w:sz w:val="19"/>
               </w:rPr>
-              <w:t>Aplikasi tidak crash. Muncul dialog peringatan informatif dan menutup modul AR dengan aman.</w:t>
+              <w:t>Aplikasi tidak crash. Dialog peringatan informatif muncul dan modul AR ditutup dengan aman.</w:t>
             </w:r>
           </w:p>
         </w:tc>
@@ -10038,21 +10104,7 @@
               <w:rPr>
                 <w:sz w:val="19"/>
               </w:rPr>
-              <w:t xml:space="preserve">Direktori </w:t>
-            </w:r>
-            <w:r>
-              <w:rPr>
-                <w:rFonts w:ascii="Consolas" w:hAnsi="Consolas"/>
-                <w:color w:val="BA2DA2"/>
-                <w:sz w:val="19"/>
-              </w:rPr>
-              <w:t>JawitaCache</w:t>
-            </w:r>
-            <w:r>
-              <w:rPr>
-                <w:sz w:val="19"/>
-              </w:rPr>
-              <w:t xml:space="preserve"> terbuat di internal storage. Aset berhasil dibaca/ditulis dalam hash MD5.</w:t>
+              <w:t>Direktori cache terbuat di internal storage. Aset berhasil dibaca dan ditulis dalam format hash MD5 unik.</w:t>
             </w:r>
           </w:p>
         </w:tc>
@@ -10150,7 +10202,7 @@
               <w:rPr>
                 <w:sz w:val="19"/>
               </w:rPr>
-              <w:t>Validasi Kunci API Tidak Valid</w:t>
+              <w:t>Kunci API Tidak Valid</w:t>
             </w:r>
           </w:p>
         </w:tc>
@@ -10206,7 +10258,7 @@
               <w:rPr>
                 <w:sz w:val="19"/>
               </w:rPr>
-              <w:t>Aplikasi mendeteksi kesalahan kredensial, menampilkan overlay disconnect untuk mencegah visual crash.</w:t>
+              <w:t>Overlay disconnect muncul otomatis saat kredensial API salah, mencegah visual crash pada sesi pengguna.</w:t>
             </w:r>
           </w:p>
         </w:tc>
@@ -10536,7 +10588,7 @@
               <w:rPr>
                 <w:sz w:val="19"/>
               </w:rPr>
-              <w:t>Deteksi tetap berhasil dengan delay 1-2 detik, dipengaruhi kontras dan kualitas marker fisik.</w:t>
+              <w:t>Deteksi berhasil dengan delay 1 – 2 detik. Waktu deteksi dipengaruhi kontras dan kualitas desain marker fisik.</w:t>
             </w:r>
           </w:p>
         </w:tc>
@@ -10634,7 +10686,7 @@
               <w:rPr>
                 <w:sz w:val="19"/>
               </w:rPr>
-              <w:t>Pelacakan Sudut Miring Ekstrem</w:t>
+              <w:t>Pelacakan Sudut Miring</w:t>
             </w:r>
           </w:p>
         </w:tc>
@@ -10690,7 +10742,7 @@
               <w:rPr>
                 <w:sz w:val="19"/>
               </w:rPr>
-              <w:t>Objek AR melayang tegak mengikuti kemiringan ponsel. Kadang muncul glitch pelacakan minor.</w:t>
+              <w:t>Objek AR melayang tegak mengikuti kemiringan ponsel. Muncul tracking glitch minor pada beberapa desain marker.</w:t>
             </w:r>
           </w:p>
         </w:tc>
@@ -10788,7 +10840,7 @@
               <w:rPr>
                 <w:sz w:val="19"/>
               </w:rPr>
-              <w:t>Toleransi Jarak Pelacakan</w:t>
+              <w:t>Toleransi Jarak</w:t>
             </w:r>
           </w:p>
         </w:tc>
@@ -10844,7 +10896,7 @@
               <w:rPr>
                 <w:sz w:val="19"/>
               </w:rPr>
-              <w:t>Jarak dekat sangat baik. Jarak efektif optimal teridentifikasi maksimal 1 meter.</w:t>
+              <w:t>Jarak dekat (&lt;10 cm) sangat baik. Jarak efektif pelacakan teridentifikasi mulai 10 cm s/d 2 meter dari marker fisik.</w:t>
             </w:r>
           </w:p>
         </w:tc>
@@ -10998,7 +11050,7 @@
               <w:rPr>
                 <w:sz w:val="19"/>
               </w:rPr>
-              <w:t>Objek ditahan 0.5 detik sebelum disembunyikan. Kadang diiringi sedikit goyangan sesaat.</w:t>
+              <w:t>Objek AR ditahan 0.5 detik sebelum disembunyikan. Kadang diiringi goyangan (jitter) ringan yang bersifat kosmetik.</w:t>
             </w:r>
           </w:p>
         </w:tc>
@@ -11272,7 +11324,7 @@
               <w:rPr>
                 <w:sz w:val="19"/>
               </w:rPr>
-              <w:t>Pemuatan GLB Besar di RAM Rendah</w:t>
+              <w:t>Pemuatan GLB Besar (RAM Rendah)</w:t>
             </w:r>
           </w:p>
         </w:tc>
@@ -11328,7 +11380,7 @@
               <w:rPr>
                 <w:sz w:val="19"/>
               </w:rPr>
-              <w:t>Berhasil memproses tanpa crash OOM. Terjadi framedrop/stuttering ringan sesaat saat parsing mesh.</w:t>
+              <w:t>Berhasil memproses aset GLB &gt;50MB tanpa OOM crash. Terjadi framedrop ringan sesaat saat parsing mesh glTFast.</w:t>
             </w:r>
           </w:p>
         </w:tc>
@@ -11482,7 +11534,7 @@
               <w:rPr>
                 <w:sz w:val="19"/>
               </w:rPr>
-              <w:t>Animasi buffering Lottie responsif. Terdapat glitch kosmetik thumbnail video sebelumnya sesaat.</w:t>
+              <w:t>Animasi buffering responsif. Terdapat glitch kosmetik thumbnail video sebelumnya sesaat sebelum video baru diputar.</w:t>
             </w:r>
           </w:p>
         </w:tc>
@@ -11636,7 +11688,7 @@
               <w:rPr>
                 <w:sz w:val="19"/>
               </w:rPr>
-              <w:t>Auto-retry mendeteksi perubahan jaringan secara mulus, melanjutkan unduhan hingga selesai tanpa crash.</w:t>
+              <w:t>Auto-retry mendeteksi perubahan jaringan secara mulus. Unduhan aset dilanjutkan hingga selesai tanpa crash.</w:t>
             </w:r>
           </w:p>
         </w:tc>
@@ -11697,7 +11749,7 @@
           <w:rFonts w:ascii="Arial" w:hAnsi="Arial"/>
           <w:color w:val="1B365D"/>
         </w:rPr>
-        <w:t>Kategori L: Interupsi Sistem Operasi Android</w:t>
+        <w:t>Kategori L: Interupsi &amp; Siklus Hidup Android</w:t>
       </w:r>
     </w:p>
     <w:tbl>
@@ -11966,7 +12018,7 @@
               <w:rPr>
                 <w:sz w:val="19"/>
               </w:rPr>
-              <w:t>Kamera dilepas saat background. Saat resume, kamera aktif kembali sangat cepat.</w:t>
+              <w:t>Kamera dilepaskan saat background (privasi OS). Saat resume, kamera aktif kembali dengan sangat cepat.</w:t>
             </w:r>
           </w:p>
         </w:tc>
@@ -12120,7 +12172,7 @@
               <w:rPr>
                 <w:sz w:val="19"/>
               </w:rPr>
-              <w:t>Video/audio otomatis dijeda. Pelacakan AR pulih otomatis setelah panggilan selesai.</w:t>
+              <w:t>Audio/video dijeda otomatis. Pelacakan AR pulih secara instan setelah panggilan telepon selesai.</w:t>
             </w:r>
           </w:p>
         </w:tc>
@@ -12274,7 +12326,7 @@
               <w:rPr>
                 <w:sz w:val="19"/>
               </w:rPr>
-              <w:t>Event jeda berjalan aman. Memori texture GPU tetap terjaga utuh tanpa korup visual.</w:t>
+              <w:t>Event jeda berjalan aman. Tekstur di memori RAM tetap terjaga utuh, tidak ada korup visual saat layar dibuka kembali.</w:t>
             </w:r>
           </w:p>
         </w:tc>
@@ -12340,7 +12392,7 @@
           <w:rFonts w:ascii="Arial" w:hAnsi="Arial"/>
           <w:color w:val="1B365D"/>
         </w:rPr>
-        <w:t>4.3 Rekapitulasi Keseluruhan Pengujian</w:t>
+        <w:t>Rekapitulasi Keseluruhan Pengujian</w:t>
       </w:r>
     </w:p>
     <w:tbl>
@@ -12695,7 +12747,7 @@
               <w:rPr>
                 <w:sz w:val="19"/>
               </w:rPr>
-              <w:t>8</w:t>
+              <w:t>9</w:t>
             </w:r>
           </w:p>
         </w:tc>
@@ -12723,7 +12775,7 @@
               <w:rPr>
                 <w:sz w:val="19"/>
               </w:rPr>
-              <w:t>8</w:t>
+              <w:t>9</w:t>
             </w:r>
           </w:p>
         </w:tc>
@@ -12996,7 +13048,7 @@
                 <w:b/>
                 <w:sz w:val="19"/>
               </w:rPr>
-              <w:t>43</w:t>
+              <w:t>44</w:t>
             </w:r>
             <w:r>
               <w:rPr>
@@ -13035,7 +13087,7 @@
                 <w:b/>
                 <w:sz w:val="19"/>
               </w:rPr>
-              <w:t>43</w:t>
+              <w:t>44</w:t>
             </w:r>
             <w:r>
               <w:rPr>
@@ -13144,7 +13196,7 @@
           <w:rFonts w:ascii="Arial" w:hAnsi="Arial"/>
           <w:color w:val="1B365D"/>
         </w:rPr>
-        <w:t>4.4 Kesimpulan Pengujian</w:t>
+        <w:t>Kesimpulan Pengujian</w:t>
       </w:r>
     </w:p>
     <w:p>
@@ -13155,7 +13207,7 @@
         <w:rPr>
           <w:b/>
         </w:rPr>
-        <w:t>43 kasus uji</w:t>
+        <w:t>44 kasus uji</w:t>
       </w:r>
       <w:r>
         <w:t xml:space="preserve"> pada tiga komponen utama sistem Djaswita AR, seluruh skenario pengujian dinyatakan </w:t>
@@ -13215,7 +13267,7 @@
         <w:t>Aplikasi Android Build (.APK):</w:t>
       </w:r>
       <w:r>
-        <w:t xml:space="preserve"> Pengujian pada perangkat fisik membuktikan aplikasi sangat tangguh untuk penggunaan di lapangan. Aplikasi memiliki sistem toleransi kesalahan (*fault tolerance*) dan penanganan interupsi OS Android yang aman. Catatan observasi performa (seperti framedrop ringan pada aset besar dan jarak efektif pelacakan 1 meter) merupakan masukan berharga untuk iterasi optimasi di masa mendatang, namun tidak menghalangi kesiapan rilis produksi.</w:t>
+        <w:t xml:space="preserve"> Pengujian pada perangkat fisik membuktikan aplikasi sangat tangguh untuk penggunaan di lapangan. Aplikasi memiliki sistem toleransi kesalahan (*fault tolerance*) dan penanganan interupsi OS Android yang aman. Catatan observasi performa (seperti framedrop ringan pada aset besar dan jarak efektif pelacakan 10 cm s/d 2 meter) merupakan masukan berharga untuk iterasi optimasi di masa mendatang, namun tidak menghalangi kesiapan rilis produksi.</w:t>
       </w:r>
     </w:p>
     <w:p>
